--- a/QUICK-START.docx
+++ b/QUICK-START.docx
@@ -10,7 +10,7 @@
         <w:t xml:space="preserve">Hermes One-Click — Quick Reference</w:t>
       </w:r>
     </w:p>
-    <w:bookmarkStart w:id="16" w:name="X6ca7b8d416fa6c83348727228f9cf0eceb2f2f2"/>
+    <w:bookmarkStart w:id="15" w:name="X6ca7b8d416fa6c83348727228f9cf0eceb2f2f2"/>
     <w:p>
       <w:pPr>
         <w:pStyle w:val="Heading1"/>
@@ -38,7 +38,7 @@
         </w:pict>
       </w:r>
     </w:p>
-    <w:bookmarkStart w:id="10" w:name="install"/>
+    <w:bookmarkStart w:id="9" w:name="install"/>
     <w:p>
       <w:pPr>
         <w:pStyle w:val="Heading2"/>
@@ -104,7 +104,7 @@
         <w:pStyle w:val="BodyText"/>
       </w:pPr>
       <w:r>
-        <w:t xml:space="preserve">When asked for an OpenRouter key: type</w:t>
+        <w:t xml:space="preserve">Want cloud models later? Just run</w:t>
       </w:r>
       <w:r>
         <w:t xml:space="preserve"> </w:t>
@@ -113,52 +113,140 @@
         <w:rPr>
           <w:rStyle w:val="VerbatimChar"/>
         </w:rPr>
-        <w:t xml:space="preserve">y</w:t>
+        <w:t xml:space="preserve">hermes setup</w:t>
       </w:r>
       <w:r>
         <w:t xml:space="preserve"> </w:t>
       </w:r>
       <w:r>
-        <w:t xml:space="preserve">and paste one from</w:t>
-      </w:r>
-      <w:r>
-        <w:t xml:space="preserve"> </w:t>
-      </w:r>
-      <w:hyperlink r:id="rId9">
-        <w:r>
-          <w:rPr>
-            <w:rStyle w:val="Hyperlink"/>
-          </w:rPr>
-          <w:t xml:space="preserve">openrouter.ai/keys</w:t>
-        </w:r>
-      </w:hyperlink>
-      <w:r>
-        <w:t xml:space="preserve">, or press</w:t>
-      </w:r>
-      <w:r>
-        <w:t xml:space="preserve"> </w:t>
-      </w:r>
-      <w:r>
-        <w:rPr>
-          <w:rStyle w:val="VerbatimChar"/>
-        </w:rPr>
-        <w:t xml:space="preserve">N</w:t>
-      </w:r>
-      <w:r>
-        <w:t xml:space="preserve"> </w:t>
-      </w:r>
-      <w:r>
-        <w:t xml:space="preserve">to skip.</w:t>
+        <w:t xml:space="preserve">— supports OpenRouter, OpenAI, Anthropic, Google, and 20+ more.</w:t>
+      </w:r>
+    </w:p>
+    <w:bookmarkEnd w:id="9"/>
+    <w:bookmarkStart w:id="10" w:name="use"/>
+    <w:p>
+      <w:pPr>
+        <w:pStyle w:val="Heading2"/>
+      </w:pPr>
+      <w:r>
+        <w:t xml:space="preserve">Use</w:t>
+      </w:r>
+    </w:p>
+    <w:p>
+      <w:pPr>
+        <w:pStyle w:val="SourceCode"/>
+      </w:pPr>
+      <w:r>
+        <w:rPr>
+          <w:rStyle w:val="ExtensionTok"/>
+        </w:rPr>
+        <w:t xml:space="preserve">hermes</w:t>
+      </w:r>
+      <w:r>
+        <w:rPr>
+          <w:rStyle w:val="NormalTok"/>
+        </w:rPr>
+        <w:t xml:space="preserve">                </w:t>
+      </w:r>
+      <w:r>
+        <w:rPr>
+          <w:rStyle w:val="CommentTok"/>
+        </w:rPr>
+        <w:t xml:space="preserve"># start chatting</w:t>
+      </w:r>
+      <w:r>
+        <w:br/>
+      </w:r>
+      <w:r>
+        <w:rPr>
+          <w:rStyle w:val="ExtensionTok"/>
+        </w:rPr>
+        <w:t xml:space="preserve">hermes</w:t>
+      </w:r>
+      <w:r>
+        <w:rPr>
+          <w:rStyle w:val="NormalTok"/>
+        </w:rPr>
+        <w:t xml:space="preserve"> desktop        </w:t>
+      </w:r>
+      <w:r>
+        <w:rPr>
+          <w:rStyle w:val="CommentTok"/>
+        </w:rPr>
+        <w:t xml:space="preserve"># desktop app</w:t>
+      </w:r>
+      <w:r>
+        <w:br/>
+      </w:r>
+      <w:r>
+        <w:rPr>
+          <w:rStyle w:val="ExtensionTok"/>
+        </w:rPr>
+        <w:t xml:space="preserve">hermes</w:t>
+      </w:r>
+      <w:r>
+        <w:rPr>
+          <w:rStyle w:val="NormalTok"/>
+        </w:rPr>
+        <w:t xml:space="preserve"> setup          </w:t>
+      </w:r>
+      <w:r>
+        <w:rPr>
+          <w:rStyle w:val="CommentTok"/>
+        </w:rPr>
+        <w:t xml:space="preserve"># configure messaging, voice, etc.</w:t>
+      </w:r>
+      <w:r>
+        <w:br/>
+      </w:r>
+      <w:r>
+        <w:rPr>
+          <w:rStyle w:val="ExtensionTok"/>
+        </w:rPr>
+        <w:t xml:space="preserve">hermes</w:t>
+      </w:r>
+      <w:r>
+        <w:rPr>
+          <w:rStyle w:val="NormalTok"/>
+        </w:rPr>
+        <w:t xml:space="preserve"> doctor         </w:t>
+      </w:r>
+      <w:r>
+        <w:rPr>
+          <w:rStyle w:val="CommentTok"/>
+        </w:rPr>
+        <w:t xml:space="preserve"># health check</w:t>
+      </w:r>
+      <w:r>
+        <w:br/>
+      </w:r>
+      <w:r>
+        <w:rPr>
+          <w:rStyle w:val="ExtensionTok"/>
+        </w:rPr>
+        <w:t xml:space="preserve">hermes</w:t>
+      </w:r>
+      <w:r>
+        <w:rPr>
+          <w:rStyle w:val="NormalTok"/>
+        </w:rPr>
+        <w:t xml:space="preserve"> model          </w:t>
+      </w:r>
+      <w:r>
+        <w:rPr>
+          <w:rStyle w:val="CommentTok"/>
+        </w:rPr>
+        <w:t xml:space="preserve"># switch local ↔ cloud</w:t>
       </w:r>
     </w:p>
     <w:bookmarkEnd w:id="10"/>
-    <w:bookmarkStart w:id="11" w:name="use"/>
+    <w:bookmarkStart w:id="11" w:name="if-it-breaks--do-it-yourself"/>
     <w:p>
       <w:pPr>
         <w:pStyle w:val="Heading2"/>
       </w:pPr>
       <w:r>
-        <w:t xml:space="preserve">Use</w:t>
+        <w:t xml:space="preserve">If It Breaks — Do It Yourself</w:t>
       </w:r>
     </w:p>
     <w:p>
@@ -167,397 +255,280 @@
       </w:pPr>
       <w:r>
         <w:rPr>
+          <w:rStyle w:val="CommentTok"/>
+        </w:rPr>
+        <w:t xml:space="preserve"># 1. Install Hermes</w:t>
+      </w:r>
+      <w:r>
+        <w:br/>
+      </w:r>
+      <w:r>
+        <w:rPr>
           <w:rStyle w:val="ExtensionTok"/>
         </w:rPr>
+        <w:t xml:space="preserve">curl</w:t>
+      </w:r>
+      <w:r>
+        <w:rPr>
+          <w:rStyle w:val="NormalTok"/>
+        </w:rPr>
+        <w:t xml:space="preserve"> </w:t>
+      </w:r>
+      <w:r>
+        <w:rPr>
+          <w:rStyle w:val="AttributeTok"/>
+        </w:rPr>
+        <w:t xml:space="preserve">-fsSL</w:t>
+      </w:r>
+      <w:r>
+        <w:rPr>
+          <w:rStyle w:val="NormalTok"/>
+        </w:rPr>
+        <w:t xml:space="preserve"> https://hermes-agent.nousresearch.com/install.sh </w:t>
+      </w:r>
+      <w:r>
+        <w:rPr>
+          <w:rStyle w:val="KeywordTok"/>
+        </w:rPr>
+        <w:t xml:space="preserve">|</w:t>
+      </w:r>
+      <w:r>
+        <w:rPr>
+          <w:rStyle w:val="NormalTok"/>
+        </w:rPr>
+        <w:t xml:space="preserve"> </w:t>
+      </w:r>
+      <w:r>
+        <w:rPr>
+          <w:rStyle w:val="FunctionTok"/>
+        </w:rPr>
+        <w:t xml:space="preserve">bash</w:t>
+      </w:r>
+      <w:r>
+        <w:br/>
+      </w:r>
+      <w:r>
+        <w:br/>
+      </w:r>
+      <w:r>
+        <w:rPr>
+          <w:rStyle w:val="CommentTok"/>
+        </w:rPr>
+        <w:t xml:space="preserve"># 2. Install Ollama</w:t>
+      </w:r>
+      <w:r>
+        <w:br/>
+      </w:r>
+      <w:r>
+        <w:rPr>
+          <w:rStyle w:val="ExtensionTok"/>
+        </w:rPr>
+        <w:t xml:space="preserve">brew</w:t>
+      </w:r>
+      <w:r>
+        <w:rPr>
+          <w:rStyle w:val="NormalTok"/>
+        </w:rPr>
+        <w:t xml:space="preserve"> install ollama            </w:t>
+      </w:r>
+      <w:r>
+        <w:rPr>
+          <w:rStyle w:val="CommentTok"/>
+        </w:rPr>
+        <w:t xml:space="preserve"># Mac</w:t>
+      </w:r>
+      <w:r>
+        <w:br/>
+      </w:r>
+      <w:r>
+        <w:rPr>
+          <w:rStyle w:val="ExtensionTok"/>
+        </w:rPr>
+        <w:t xml:space="preserve">curl</w:t>
+      </w:r>
+      <w:r>
+        <w:rPr>
+          <w:rStyle w:val="NormalTok"/>
+        </w:rPr>
+        <w:t xml:space="preserve"> </w:t>
+      </w:r>
+      <w:r>
+        <w:rPr>
+          <w:rStyle w:val="AttributeTok"/>
+        </w:rPr>
+        <w:t xml:space="preserve">-fsSL</w:t>
+      </w:r>
+      <w:r>
+        <w:rPr>
+          <w:rStyle w:val="NormalTok"/>
+        </w:rPr>
+        <w:t xml:space="preserve"> https://ollama.com/install.sh </w:t>
+      </w:r>
+      <w:r>
+        <w:rPr>
+          <w:rStyle w:val="KeywordTok"/>
+        </w:rPr>
+        <w:t xml:space="preserve">|</w:t>
+      </w:r>
+      <w:r>
+        <w:rPr>
+          <w:rStyle w:val="NormalTok"/>
+        </w:rPr>
+        <w:t xml:space="preserve"> </w:t>
+      </w:r>
+      <w:r>
+        <w:rPr>
+          <w:rStyle w:val="FunctionTok"/>
+        </w:rPr>
+        <w:t xml:space="preserve">sh</w:t>
+      </w:r>
+      <w:r>
+        <w:rPr>
+          <w:rStyle w:val="NormalTok"/>
+        </w:rPr>
+        <w:t xml:space="preserve">   </w:t>
+      </w:r>
+      <w:r>
+        <w:rPr>
+          <w:rStyle w:val="CommentTok"/>
+        </w:rPr>
+        <w:t xml:space="preserve"># Linux</w:t>
+      </w:r>
+      <w:r>
+        <w:br/>
+      </w:r>
+      <w:r>
+        <w:br/>
+      </w:r>
+      <w:r>
+        <w:rPr>
+          <w:rStyle w:val="CommentTok"/>
+        </w:rPr>
+        <w:t xml:space="preserve"># 3. Download a model (match to your RAM)</w:t>
+      </w:r>
+      <w:r>
+        <w:br/>
+      </w:r>
+      <w:r>
+        <w:rPr>
+          <w:rStyle w:val="ExtensionTok"/>
+        </w:rPr>
+        <w:t xml:space="preserve">ollama</w:t>
+      </w:r>
+      <w:r>
+        <w:rPr>
+          <w:rStyle w:val="NormalTok"/>
+        </w:rPr>
+        <w:t xml:space="preserve"> pull qwen2.5:7b         </w:t>
+      </w:r>
+      <w:r>
+        <w:rPr>
+          <w:rStyle w:val="CommentTok"/>
+        </w:rPr>
+        <w:t xml:space="preserve"># 8–15 GB RAM</w:t>
+      </w:r>
+      <w:r>
+        <w:br/>
+      </w:r>
+      <w:r>
+        <w:rPr>
+          <w:rStyle w:val="ExtensionTok"/>
+        </w:rPr>
+        <w:t xml:space="preserve">ollama</w:t>
+      </w:r>
+      <w:r>
+        <w:rPr>
+          <w:rStyle w:val="NormalTok"/>
+        </w:rPr>
+        <w:t xml:space="preserve"> pull llama3.1:8b        </w:t>
+      </w:r>
+      <w:r>
+        <w:rPr>
+          <w:rStyle w:val="CommentTok"/>
+        </w:rPr>
+        <w:t xml:space="preserve"># 16–31 GB RAM</w:t>
+      </w:r>
+      <w:r>
+        <w:br/>
+      </w:r>
+      <w:r>
+        <w:rPr>
+          <w:rStyle w:val="ExtensionTok"/>
+        </w:rPr>
+        <w:t xml:space="preserve">ollama</w:t>
+      </w:r>
+      <w:r>
+        <w:rPr>
+          <w:rStyle w:val="NormalTok"/>
+        </w:rPr>
+        <w:t xml:space="preserve"> pull qwen2.5:14b        </w:t>
+      </w:r>
+      <w:r>
+        <w:rPr>
+          <w:rStyle w:val="CommentTok"/>
+        </w:rPr>
+        <w:t xml:space="preserve"># 32–63 GB RAM</w:t>
+      </w:r>
+      <w:r>
+        <w:br/>
+      </w:r>
+      <w:r>
+        <w:rPr>
+          <w:rStyle w:val="ExtensionTok"/>
+        </w:rPr>
+        <w:t xml:space="preserve">ollama</w:t>
+      </w:r>
+      <w:r>
+        <w:rPr>
+          <w:rStyle w:val="NormalTok"/>
+        </w:rPr>
+        <w:t xml:space="preserve"> pull qwen2.5:32b        </w:t>
+      </w:r>
+      <w:r>
+        <w:rPr>
+          <w:rStyle w:val="CommentTok"/>
+        </w:rPr>
+        <w:t xml:space="preserve"># 64+ GB RAM</w:t>
+      </w:r>
+      <w:r>
+        <w:br/>
+      </w:r>
+      <w:r>
+        <w:br/>
+      </w:r>
+      <w:r>
+        <w:rPr>
+          <w:rStyle w:val="CommentTok"/>
+        </w:rPr>
+        <w:t xml:space="preserve"># 4. Start Ollama, then start Hermes</w:t>
+      </w:r>
+      <w:r>
+        <w:br/>
+      </w:r>
+      <w:r>
+        <w:rPr>
+          <w:rStyle w:val="ExtensionTok"/>
+        </w:rPr>
+        <w:t xml:space="preserve">ollama</w:t>
+      </w:r>
+      <w:r>
+        <w:rPr>
+          <w:rStyle w:val="NormalTok"/>
+        </w:rPr>
+        <w:t xml:space="preserve"> serve</w:t>
+      </w:r>
+      <w:r>
+        <w:br/>
+      </w:r>
+      <w:r>
+        <w:rPr>
+          <w:rStyle w:val="ExtensionTok"/>
+        </w:rPr>
         <w:t xml:space="preserve">hermes</w:t>
-      </w:r>
-      <w:r>
-        <w:rPr>
-          <w:rStyle w:val="NormalTok"/>
-        </w:rPr>
-        <w:t xml:space="preserve">                </w:t>
-      </w:r>
-      <w:r>
-        <w:rPr>
-          <w:rStyle w:val="CommentTok"/>
-        </w:rPr>
-        <w:t xml:space="preserve"># start chatting</w:t>
-      </w:r>
-      <w:r>
-        <w:br/>
-      </w:r>
-      <w:r>
-        <w:rPr>
-          <w:rStyle w:val="ExtensionTok"/>
-        </w:rPr>
-        <w:t xml:space="preserve">hermes</w:t>
-      </w:r>
-      <w:r>
-        <w:rPr>
-          <w:rStyle w:val="NormalTok"/>
-        </w:rPr>
-        <w:t xml:space="preserve"> desktop        </w:t>
-      </w:r>
-      <w:r>
-        <w:rPr>
-          <w:rStyle w:val="CommentTok"/>
-        </w:rPr>
-        <w:t xml:space="preserve"># desktop app</w:t>
-      </w:r>
-      <w:r>
-        <w:br/>
-      </w:r>
-      <w:r>
-        <w:rPr>
-          <w:rStyle w:val="ExtensionTok"/>
-        </w:rPr>
-        <w:t xml:space="preserve">hermes</w:t>
-      </w:r>
-      <w:r>
-        <w:rPr>
-          <w:rStyle w:val="NormalTok"/>
-        </w:rPr>
-        <w:t xml:space="preserve"> setup          </w:t>
-      </w:r>
-      <w:r>
-        <w:rPr>
-          <w:rStyle w:val="CommentTok"/>
-        </w:rPr>
-        <w:t xml:space="preserve"># configure messaging, voice, etc.</w:t>
-      </w:r>
-      <w:r>
-        <w:br/>
-      </w:r>
-      <w:r>
-        <w:rPr>
-          <w:rStyle w:val="ExtensionTok"/>
-        </w:rPr>
-        <w:t xml:space="preserve">hermes</w:t>
-      </w:r>
-      <w:r>
-        <w:rPr>
-          <w:rStyle w:val="NormalTok"/>
-        </w:rPr>
-        <w:t xml:space="preserve"> doctor         </w:t>
-      </w:r>
-      <w:r>
-        <w:rPr>
-          <w:rStyle w:val="CommentTok"/>
-        </w:rPr>
-        <w:t xml:space="preserve"># health check</w:t>
-      </w:r>
-      <w:r>
-        <w:br/>
-      </w:r>
-      <w:r>
-        <w:rPr>
-          <w:rStyle w:val="ExtensionTok"/>
-        </w:rPr>
-        <w:t xml:space="preserve">hermes</w:t>
-      </w:r>
-      <w:r>
-        <w:rPr>
-          <w:rStyle w:val="NormalTok"/>
-        </w:rPr>
-        <w:t xml:space="preserve"> model          </w:t>
-      </w:r>
-      <w:r>
-        <w:rPr>
-          <w:rStyle w:val="CommentTok"/>
-        </w:rPr>
-        <w:t xml:space="preserve"># switch local ↔ cloud</w:t>
       </w:r>
     </w:p>
     <w:bookmarkEnd w:id="11"/>
-    <w:bookmarkStart w:id="12" w:name="if-it-breaks--do-it-yourself"/>
-    <w:p>
-      <w:pPr>
-        <w:pStyle w:val="Heading2"/>
-      </w:pPr>
-      <w:r>
-        <w:t xml:space="preserve">If It Breaks — Do It Yourself</w:t>
-      </w:r>
-    </w:p>
-    <w:p>
-      <w:pPr>
-        <w:pStyle w:val="SourceCode"/>
-      </w:pPr>
-      <w:r>
-        <w:rPr>
-          <w:rStyle w:val="CommentTok"/>
-        </w:rPr>
-        <w:t xml:space="preserve"># 1. Install Hermes</w:t>
-      </w:r>
-      <w:r>
-        <w:br/>
-      </w:r>
-      <w:r>
-        <w:rPr>
-          <w:rStyle w:val="ExtensionTok"/>
-        </w:rPr>
-        <w:t xml:space="preserve">curl</w:t>
-      </w:r>
-      <w:r>
-        <w:rPr>
-          <w:rStyle w:val="NormalTok"/>
-        </w:rPr>
-        <w:t xml:space="preserve"> </w:t>
-      </w:r>
-      <w:r>
-        <w:rPr>
-          <w:rStyle w:val="AttributeTok"/>
-        </w:rPr>
-        <w:t xml:space="preserve">-fsSL</w:t>
-      </w:r>
-      <w:r>
-        <w:rPr>
-          <w:rStyle w:val="NormalTok"/>
-        </w:rPr>
-        <w:t xml:space="preserve"> https://hermes-agent.nousresearch.com/install.sh </w:t>
-      </w:r>
-      <w:r>
-        <w:rPr>
-          <w:rStyle w:val="KeywordTok"/>
-        </w:rPr>
-        <w:t xml:space="preserve">|</w:t>
-      </w:r>
-      <w:r>
-        <w:rPr>
-          <w:rStyle w:val="NormalTok"/>
-        </w:rPr>
-        <w:t xml:space="preserve"> </w:t>
-      </w:r>
-      <w:r>
-        <w:rPr>
-          <w:rStyle w:val="FunctionTok"/>
-        </w:rPr>
-        <w:t xml:space="preserve">bash</w:t>
-      </w:r>
-      <w:r>
-        <w:br/>
-      </w:r>
-      <w:r>
-        <w:br/>
-      </w:r>
-      <w:r>
-        <w:rPr>
-          <w:rStyle w:val="CommentTok"/>
-        </w:rPr>
-        <w:t xml:space="preserve"># 2. Install Ollama</w:t>
-      </w:r>
-      <w:r>
-        <w:br/>
-      </w:r>
-      <w:r>
-        <w:rPr>
-          <w:rStyle w:val="ExtensionTok"/>
-        </w:rPr>
-        <w:t xml:space="preserve">brew</w:t>
-      </w:r>
-      <w:r>
-        <w:rPr>
-          <w:rStyle w:val="NormalTok"/>
-        </w:rPr>
-        <w:t xml:space="preserve"> install ollama            </w:t>
-      </w:r>
-      <w:r>
-        <w:rPr>
-          <w:rStyle w:val="CommentTok"/>
-        </w:rPr>
-        <w:t xml:space="preserve"># Mac</w:t>
-      </w:r>
-      <w:r>
-        <w:br/>
-      </w:r>
-      <w:r>
-        <w:rPr>
-          <w:rStyle w:val="ExtensionTok"/>
-        </w:rPr>
-        <w:t xml:space="preserve">curl</w:t>
-      </w:r>
-      <w:r>
-        <w:rPr>
-          <w:rStyle w:val="NormalTok"/>
-        </w:rPr>
-        <w:t xml:space="preserve"> </w:t>
-      </w:r>
-      <w:r>
-        <w:rPr>
-          <w:rStyle w:val="AttributeTok"/>
-        </w:rPr>
-        <w:t xml:space="preserve">-fsSL</w:t>
-      </w:r>
-      <w:r>
-        <w:rPr>
-          <w:rStyle w:val="NormalTok"/>
-        </w:rPr>
-        <w:t xml:space="preserve"> https://ollama.com/install.sh </w:t>
-      </w:r>
-      <w:r>
-        <w:rPr>
-          <w:rStyle w:val="KeywordTok"/>
-        </w:rPr>
-        <w:t xml:space="preserve">|</w:t>
-      </w:r>
-      <w:r>
-        <w:rPr>
-          <w:rStyle w:val="NormalTok"/>
-        </w:rPr>
-        <w:t xml:space="preserve"> </w:t>
-      </w:r>
-      <w:r>
-        <w:rPr>
-          <w:rStyle w:val="FunctionTok"/>
-        </w:rPr>
-        <w:t xml:space="preserve">sh</w:t>
-      </w:r>
-      <w:r>
-        <w:rPr>
-          <w:rStyle w:val="NormalTok"/>
-        </w:rPr>
-        <w:t xml:space="preserve">   </w:t>
-      </w:r>
-      <w:r>
-        <w:rPr>
-          <w:rStyle w:val="CommentTok"/>
-        </w:rPr>
-        <w:t xml:space="preserve"># Linux</w:t>
-      </w:r>
-      <w:r>
-        <w:br/>
-      </w:r>
-      <w:r>
-        <w:br/>
-      </w:r>
-      <w:r>
-        <w:rPr>
-          <w:rStyle w:val="CommentTok"/>
-        </w:rPr>
-        <w:t xml:space="preserve"># 3. Download a model (match to your RAM)</w:t>
-      </w:r>
-      <w:r>
-        <w:br/>
-      </w:r>
-      <w:r>
-        <w:rPr>
-          <w:rStyle w:val="ExtensionTok"/>
-        </w:rPr>
-        <w:t xml:space="preserve">ollama</w:t>
-      </w:r>
-      <w:r>
-        <w:rPr>
-          <w:rStyle w:val="NormalTok"/>
-        </w:rPr>
-        <w:t xml:space="preserve"> pull qwen2.5:7b         </w:t>
-      </w:r>
-      <w:r>
-        <w:rPr>
-          <w:rStyle w:val="CommentTok"/>
-        </w:rPr>
-        <w:t xml:space="preserve"># 8–15 GB RAM</w:t>
-      </w:r>
-      <w:r>
-        <w:br/>
-      </w:r>
-      <w:r>
-        <w:rPr>
-          <w:rStyle w:val="ExtensionTok"/>
-        </w:rPr>
-        <w:t xml:space="preserve">ollama</w:t>
-      </w:r>
-      <w:r>
-        <w:rPr>
-          <w:rStyle w:val="NormalTok"/>
-        </w:rPr>
-        <w:t xml:space="preserve"> pull llama3.1:8b        </w:t>
-      </w:r>
-      <w:r>
-        <w:rPr>
-          <w:rStyle w:val="CommentTok"/>
-        </w:rPr>
-        <w:t xml:space="preserve"># 16–31 GB RAM</w:t>
-      </w:r>
-      <w:r>
-        <w:br/>
-      </w:r>
-      <w:r>
-        <w:rPr>
-          <w:rStyle w:val="ExtensionTok"/>
-        </w:rPr>
-        <w:t xml:space="preserve">ollama</w:t>
-      </w:r>
-      <w:r>
-        <w:rPr>
-          <w:rStyle w:val="NormalTok"/>
-        </w:rPr>
-        <w:t xml:space="preserve"> pull qwen2.5:14b        </w:t>
-      </w:r>
-      <w:r>
-        <w:rPr>
-          <w:rStyle w:val="CommentTok"/>
-        </w:rPr>
-        <w:t xml:space="preserve"># 32–63 GB RAM</w:t>
-      </w:r>
-      <w:r>
-        <w:br/>
-      </w:r>
-      <w:r>
-        <w:rPr>
-          <w:rStyle w:val="ExtensionTok"/>
-        </w:rPr>
-        <w:t xml:space="preserve">ollama</w:t>
-      </w:r>
-      <w:r>
-        <w:rPr>
-          <w:rStyle w:val="NormalTok"/>
-        </w:rPr>
-        <w:t xml:space="preserve"> pull qwen2.5:32b        </w:t>
-      </w:r>
-      <w:r>
-        <w:rPr>
-          <w:rStyle w:val="CommentTok"/>
-        </w:rPr>
-        <w:t xml:space="preserve"># 64+ GB RAM</w:t>
-      </w:r>
-      <w:r>
-        <w:br/>
-      </w:r>
-      <w:r>
-        <w:br/>
-      </w:r>
-      <w:r>
-        <w:rPr>
-          <w:rStyle w:val="CommentTok"/>
-        </w:rPr>
-        <w:t xml:space="preserve"># 4. Start Ollama, then start Hermes</w:t>
-      </w:r>
-      <w:r>
-        <w:br/>
-      </w:r>
-      <w:r>
-        <w:rPr>
-          <w:rStyle w:val="ExtensionTok"/>
-        </w:rPr>
-        <w:t xml:space="preserve">ollama</w:t>
-      </w:r>
-      <w:r>
-        <w:rPr>
-          <w:rStyle w:val="NormalTok"/>
-        </w:rPr>
-        <w:t xml:space="preserve"> serve</w:t>
-      </w:r>
-      <w:r>
-        <w:br/>
-      </w:r>
-      <w:r>
-        <w:rPr>
-          <w:rStyle w:val="ExtensionTok"/>
-        </w:rPr>
-        <w:t xml:space="preserve">hermes</w:t>
-      </w:r>
-    </w:p>
-    <w:bookmarkEnd w:id="12"/>
-    <w:bookmarkStart w:id="15" w:name="troubleshooting"/>
+    <w:bookmarkStart w:id="14" w:name="troubleshooting"/>
     <w:p>
       <w:pPr>
         <w:pStyle w:val="Heading2"/>
@@ -744,7 +715,7 @@
             <w:pPr>
               <w:pStyle w:val="Compact"/>
             </w:pPr>
-            <w:hyperlink r:id="rId13">
+            <w:hyperlink r:id="rId12">
               <w:r>
                 <w:rPr>
                   <w:rStyle w:val="Hyperlink"/>
@@ -781,7 +752,7 @@
         </w:rPr>
         <w:t xml:space="preserve"> </w:t>
       </w:r>
-      <w:hyperlink r:id="rId14">
+      <w:hyperlink r:id="rId13">
         <w:r>
           <w:rPr>
             <w:rStyle w:val="Hyperlink"/>
@@ -792,8 +763,8 @@
         </w:r>
       </w:hyperlink>
     </w:p>
+    <w:bookmarkEnd w:id="14"/>
     <w:bookmarkEnd w:id="15"/>
-    <w:bookmarkEnd w:id="16"/>
     <w:sectPr>
       <w:footnotePr>
         <w:numRestart w:val="eachSect"/>
